--- a/VIVO小游戏资质模版/免责承诺函.docx
+++ b/VIVO小游戏资质模版/免责承诺函.docx
@@ -30,30 +30,11 @@
     <w:p>
       <w:pPr>
         <w:spacing w:before="156" w:beforeLines="50" w:after="156" w:afterLines="50" w:line="360" w:lineRule="auto"/>
-        <w:jc w:val="center"/>
+        <w:rPr>
+          <w:sz w:val="24"/>
+          <w:szCs w:val="24"/>
+        </w:rPr>
       </w:pPr>
-    </w:p>
-    <w:p>
-      <w:pPr>
-        <w:pStyle w:val="4"/>
-        <w:keepNext w:val="0"/>
-        <w:keepLines w:val="0"/>
-        <w:widowControl/>
-        <w:suppressLineNumbers w:val="0"/>
-        <w:pBdr>
-          <w:top w:val="none" w:color="auto" w:sz="0" w:space="0"/>
-          <w:left w:val="none" w:color="auto" w:sz="0" w:space="0"/>
-          <w:bottom w:val="none" w:color="auto" w:sz="0" w:space="0"/>
-          <w:right w:val="none" w:color="auto" w:sz="0" w:space="0"/>
-        </w:pBdr>
-        <w:wordWrap w:val="0"/>
-        <w:spacing w:before="0" w:beforeAutospacing="0" w:after="0" w:afterAutospacing="0" w:line="330" w:lineRule="atLeast"/>
-        <w:ind w:left="0" w:right="0" w:firstLine="0"/>
-        <w:rPr>
-          <w:sz w:val="24"/>
-          <w:szCs w:val="24"/>
-        </w:rPr>
-      </w:pPr>
       <w:r>
         <w:rPr>
           <w:rFonts w:hint="eastAsia"/>
@@ -68,26 +49,22 @@
           <w:sz w:val="24"/>
           <w:szCs w:val="24"/>
         </w:rPr>
-        <w:t>：</w:t>
-      </w:r>
-      <w:r>
-        <w:rPr>
-          <w:rFonts w:hint="default" w:ascii="Consolas" w:hAnsi="Consolas" w:eastAsia="Consolas" w:cs="Consolas"/>
-          <w:caps w:val="0"/>
-          <w:color w:val="0F1115"/>
-          <w:spacing w:val="0"/>
-          <w:sz w:val="19"/>
-          <w:szCs w:val="19"/>
-          <w:bdr w:val="none" w:color="auto" w:sz="0" w:space="0"/>
-        </w:rPr>
-        <w:t>{平台名称}</w:t>
-      </w:r>
-      <w:r>
-        <w:rPr>
-          <w:sz w:val="24"/>
-          <w:szCs w:val="24"/>
-        </w:rPr>
-        <w:t>（以下合称</w:t>
+        <w:t>：广东天宸网络科技有限公司</w:t>
+      </w:r>
+      <w:r>
+        <w:rPr>
+          <w:rFonts w:hint="eastAsia"/>
+          <w:sz w:val="24"/>
+          <w:szCs w:val="24"/>
+        </w:rPr>
+        <w:t>及vivo游戏中心/vivo小游戏中心</w:t>
+      </w:r>
+      <w:r>
+        <w:rPr>
+          <w:sz w:val="24"/>
+          <w:szCs w:val="24"/>
+        </w:rPr>
+        <w:t>运营相关公司（以下合称</w:t>
       </w:r>
       <w:r>
         <w:rPr>
@@ -186,6 +163,136 @@
         </w:rPr>
         <w:t xml:space="preserve">   </w:t>
       </w:r>
+      <w:bookmarkStart w:id="0" w:name="_GoBack"/>
+      <w:r>
+        <w:rPr>
+          <w:rFonts w:hint="default"/>
+          <w:color w:val="000000" w:themeColor="text1"/>
+          <w:sz w:val="24"/>
+          <w:szCs w:val="24"/>
+          <w:u w:val="single"/>
+          <w14:textFill>
+            <w14:solidFill>
+              <w14:schemeClr w14:val="tx1"/>
+            </w14:solidFill>
+          </w14:textFill>
+        </w:rPr>
+        <w:t>{</w:t>
+      </w:r>
+      <w:r>
+        <w:rPr>
+          <w:rFonts w:hint="eastAsia"/>
+          <w:color w:val="000000" w:themeColor="text1"/>
+          <w:sz w:val="24"/>
+          <w:szCs w:val="24"/>
+          <w:u w:val="single"/>
+          <w14:textFill>
+            <w14:solidFill>
+              <w14:schemeClr w14:val="tx1"/>
+            </w14:solidFill>
+          </w14:textFill>
+        </w:rPr>
+        <w:t>游戏名称</w:t>
+      </w:r>
+      <w:r>
+        <w:rPr>
+          <w:rFonts w:hint="default"/>
+          <w:color w:val="000000" w:themeColor="text1"/>
+          <w:sz w:val="24"/>
+          <w:szCs w:val="24"/>
+          <w:u w:val="single"/>
+          <w14:textFill>
+            <w14:solidFill>
+              <w14:schemeClr w14:val="tx1"/>
+            </w14:solidFill>
+          </w14:textFill>
+        </w:rPr>
+        <w:t>}</w:t>
+      </w:r>
+      <w:r>
+        <w:rPr>
+          <w:rFonts w:hint="eastAsia"/>
+          <w:color w:val="000000" w:themeColor="text1"/>
+          <w:sz w:val="24"/>
+          <w:szCs w:val="24"/>
+          <w:u w:val="single"/>
+          <w14:textFill>
+            <w14:solidFill>
+              <w14:schemeClr w14:val="tx1"/>
+            </w14:solidFill>
+          </w14:textFill>
+        </w:rPr>
+        <w:t xml:space="preserve"> </w:t>
+      </w:r>
+      <w:bookmarkEnd w:id="0"/>
+      <w:r>
+        <w:rPr>
+          <w:color w:val="000000" w:themeColor="text1"/>
+          <w:sz w:val="24"/>
+          <w:szCs w:val="24"/>
+          <w:u w:val="single"/>
+          <w14:textFill>
+            <w14:solidFill>
+              <w14:schemeClr w14:val="tx1"/>
+            </w14:solidFill>
+          </w14:textFill>
+        </w:rPr>
+        <w:t xml:space="preserve">  </w:t>
+      </w:r>
+      <w:r>
+        <w:rPr>
+          <w:rFonts w:hint="eastAsia"/>
+          <w:color w:val="000000" w:themeColor="text1"/>
+          <w:sz w:val="24"/>
+          <w:szCs w:val="24"/>
+          <w14:textFill>
+            <w14:solidFill>
+              <w14:schemeClr w14:val="tx1"/>
+            </w14:solidFill>
+          </w14:textFill>
+        </w:rPr>
+        <w:t>游戏/小游戏</w:t>
+      </w:r>
+      <w:r>
+        <w:rPr>
+          <w:color w:val="000000" w:themeColor="text1"/>
+          <w:sz w:val="24"/>
+          <w:szCs w:val="24"/>
+          <w14:textFill>
+            <w14:solidFill>
+              <w14:schemeClr w14:val="tx1"/>
+            </w14:solidFill>
+          </w14:textFill>
+        </w:rPr>
+        <w:t>的相关</w:t>
+      </w:r>
+      <w:r>
+        <w:rPr>
+          <w:rFonts w:hint="eastAsia"/>
+          <w:color w:val="000000" w:themeColor="text1"/>
+          <w:sz w:val="24"/>
+          <w:szCs w:val="24"/>
+          <w14:textFill>
+            <w14:solidFill>
+              <w14:schemeClr w14:val="tx1"/>
+            </w14:solidFill>
+          </w14:textFill>
+        </w:rPr>
+        <w:t>许可，版号</w:t>
+      </w:r>
+      <w:r>
+        <w:rPr>
+          <w:color w:val="000000" w:themeColor="text1"/>
+          <w:sz w:val="24"/>
+          <w:szCs w:val="24"/>
+          <w14:textFill>
+            <w14:solidFill>
+              <w14:schemeClr w14:val="tx1"/>
+            </w14:solidFill>
+          </w14:textFill>
+        </w:rPr>
+        <w:t>为：</w:t>
+      </w:r>
       <w:r>
         <w:rPr>
           <w:rFonts w:hint="default" w:ascii="Consolas" w:hAnsi="Consolas" w:eastAsia="Consolas" w:cs="Consolas"/>
@@ -194,77 +301,22 @@
           <w:spacing w:val="0"/>
           <w:sz w:val="19"/>
           <w:szCs w:val="19"/>
-          <w:u w:val="single" w:color="auto"/>
-        </w:rPr>
-        <w:t>{游戏名称}</w:t>
-      </w:r>
-      <w:r>
-        <w:rPr>
-          <w:color w:val="000000" w:themeColor="text1"/>
-          <w:sz w:val="24"/>
-          <w:szCs w:val="24"/>
-          <w:u w:val="single"/>
-          <w14:textFill>
-            <w14:solidFill>
-              <w14:schemeClr w14:val="tx1"/>
-            </w14:solidFill>
-          </w14:textFill>
-        </w:rPr>
-        <w:t xml:space="preserve">   </w:t>
-      </w:r>
-      <w:r>
-        <w:rPr>
-          <w:rFonts w:hint="eastAsia"/>
-          <w:color w:val="000000" w:themeColor="text1"/>
-          <w:sz w:val="24"/>
-          <w:szCs w:val="24"/>
-          <w14:textFill>
-            <w14:solidFill>
-              <w14:schemeClr w14:val="tx1"/>
-            </w14:solidFill>
-          </w14:textFill>
-        </w:rPr>
-        <w:t>游戏/小游戏</w:t>
-      </w:r>
-      <w:r>
-        <w:rPr>
-          <w:color w:val="000000" w:themeColor="text1"/>
-          <w:sz w:val="24"/>
-          <w:szCs w:val="24"/>
-          <w14:textFill>
-            <w14:solidFill>
-              <w14:schemeClr w14:val="tx1"/>
-            </w14:solidFill>
-          </w14:textFill>
-        </w:rPr>
-        <w:t>的相关</w:t>
-      </w:r>
-      <w:r>
-        <w:rPr>
-          <w:rFonts w:hint="eastAsia"/>
-          <w:color w:val="000000" w:themeColor="text1"/>
-          <w:sz w:val="24"/>
-          <w:szCs w:val="24"/>
-          <w14:textFill>
-            <w14:solidFill>
-              <w14:schemeClr w14:val="tx1"/>
-            </w14:solidFill>
-          </w14:textFill>
-        </w:rPr>
-        <w:t>许可，版号</w:t>
-      </w:r>
-      <w:r>
-        <w:rPr>
-          <w:color w:val="000000" w:themeColor="text1"/>
-          <w:sz w:val="24"/>
-          <w:szCs w:val="24"/>
-          <w14:textFill>
-            <w14:solidFill>
-              <w14:schemeClr w14:val="tx1"/>
-            </w14:solidFill>
-          </w14:textFill>
-        </w:rPr>
-        <w:t>为：</w:t>
+        </w:rPr>
+        <w:t xml:space="preserve">{版号} </w:t>
+      </w:r>
+      <w:r>
+        <w:rPr>
+          <w:rFonts w:hint="eastAsia"/>
+          <w:color w:val="000000" w:themeColor="text1"/>
+          <w:sz w:val="24"/>
+          <w:szCs w:val="24"/>
+          <w14:textFill>
+            <w14:solidFill>
+              <w14:schemeClr w14:val="tx1"/>
+            </w14:solidFill>
+          </w14:textFill>
+        </w:rPr>
+        <w:t>，并于</w:t>
       </w:r>
       <w:r>
         <w:rPr>
@@ -274,23 +326,81 @@
           <w:spacing w:val="0"/>
           <w:sz w:val="19"/>
           <w:szCs w:val="19"/>
-          <w:bdr w:val="none" w:color="auto" w:sz="0" w:space="0"/>
-        </w:rPr>
-        <w:t xml:space="preserve">{版号} </w:t>
-      </w:r>
-      <w:r>
-        <w:rPr>
-          <w:rFonts w:hint="eastAsia"/>
-          <w:color w:val="000000" w:themeColor="text1"/>
-          <w:sz w:val="24"/>
-          <w:szCs w:val="24"/>
-          <w14:textFill>
-            <w14:solidFill>
-              <w14:schemeClr w14:val="tx1"/>
-            </w14:solidFill>
-          </w14:textFill>
-        </w:rPr>
-        <w:t>，并于</w:t>
+        </w:rPr>
+        <w:t xml:space="preserve"> </w:t>
+      </w:r>
+      <w:r>
+        <w:rPr>
+          <w:rFonts w:hint="eastAsia"/>
+          <w:color w:val="000000" w:themeColor="text1"/>
+          <w:sz w:val="24"/>
+          <w:szCs w:val="24"/>
+          <w:u w:val="single"/>
+          <w14:textFill>
+            <w14:solidFill>
+              <w14:schemeClr w14:val="tx1"/>
+            </w14:solidFill>
+          </w14:textFill>
+        </w:rPr>
+        <w:t xml:space="preserve"> </w:t>
+      </w:r>
+      <w:r>
+        <w:rPr>
+          <w:color w:val="000000" w:themeColor="text1"/>
+          <w:sz w:val="24"/>
+          <w:szCs w:val="24"/>
+          <w:u w:val="single"/>
+          <w14:textFill>
+            <w14:solidFill>
+              <w14:schemeClr w14:val="tx1"/>
+            </w14:solidFill>
+          </w14:textFill>
+        </w:rPr>
+        <w:t xml:space="preserve"> </w:t>
+      </w:r>
+      <w:r>
+        <w:rPr>
+          <w:rFonts w:hint="default"/>
+          <w:color w:val="000000" w:themeColor="text1"/>
+          <w:sz w:val="24"/>
+          <w:szCs w:val="24"/>
+          <w:u w:val="single"/>
+          <w14:textFill>
+            <w14:solidFill>
+              <w14:schemeClr w14:val="tx1"/>
+            </w14:solidFill>
+          </w14:textFill>
+        </w:rPr>
+        <w:t>{当前年份}</w:t>
+      </w:r>
+      <w:r>
+        <w:rPr>
+          <w:rFonts w:hint="eastAsia"/>
+          <w:color w:val="000000" w:themeColor="text1"/>
+          <w:sz w:val="24"/>
+          <w:szCs w:val="24"/>
+          <w:u w:val="single"/>
+          <w14:textFill>
+            <w14:solidFill>
+              <w14:schemeClr w14:val="tx1"/>
+            </w14:solidFill>
+          </w14:textFill>
+        </w:rPr>
+        <w:t xml:space="preserve"> </w:t>
+      </w:r>
+      <w:r>
+        <w:rPr>
+          <w:color w:val="000000" w:themeColor="text1"/>
+          <w:sz w:val="24"/>
+          <w:szCs w:val="24"/>
+          <w:u w:val="single"/>
+          <w14:textFill>
+            <w14:solidFill>
+              <w14:schemeClr w14:val="tx1"/>
+            </w14:solidFill>
+          </w14:textFill>
+        </w:rPr>
+        <w:t xml:space="preserve"> </w:t>
       </w:r>
       <w:r>
         <w:rPr>
@@ -300,9 +410,66 @@
           <w:spacing w:val="0"/>
           <w:sz w:val="19"/>
           <w:szCs w:val="19"/>
-          <w:bdr w:val="none" w:color="auto" w:sz="0" w:space="0"/>
         </w:rPr>
         <w:t xml:space="preserve"> </w:t>
+      </w:r>
+      <w:r>
+        <w:rPr>
+          <w:rFonts w:hint="default"/>
+          <w:color w:val="000000" w:themeColor="text1"/>
+          <w:sz w:val="24"/>
+          <w:szCs w:val="24"/>
+          <w14:textFill>
+            <w14:solidFill>
+              <w14:schemeClr w14:val="tx1"/>
+            </w14:solidFill>
+          </w14:textFill>
+        </w:rPr>
+        <w:t>年</w:t>
+      </w:r>
+      <w:r>
+        <w:rPr>
+          <w:rFonts w:hint="eastAsia"/>
+          <w:color w:val="000000" w:themeColor="text1"/>
+          <w:sz w:val="24"/>
+          <w:szCs w:val="24"/>
+          <w:u w:val="single"/>
+          <w14:textFill>
+            <w14:solidFill>
+              <w14:schemeClr w14:val="tx1"/>
+            </w14:solidFill>
+          </w14:textFill>
+        </w:rPr>
+        <w:t xml:space="preserve"> </w:t>
+      </w:r>
+      <w:r>
+        <w:rPr>
+          <w:color w:val="000000" w:themeColor="text1"/>
+          <w:sz w:val="24"/>
+          <w:szCs w:val="24"/>
+          <w:u w:val="single"/>
+          <w14:textFill>
+            <w14:solidFill>
+              <w14:schemeClr w14:val="tx1"/>
+            </w14:solidFill>
+          </w14:textFill>
+        </w:rPr>
+        <w:t xml:space="preserve"> </w:t>
+      </w:r>
+      <w:r>
+        <w:rPr>
+          <w:rFonts w:hint="default"/>
+          <w:color w:val="000000" w:themeColor="text1"/>
+          <w:sz w:val="24"/>
+          <w:szCs w:val="24"/>
+          <w:u w:val="single"/>
+          <w14:textFill>
+            <w14:solidFill>
+              <w14:schemeClr w14:val="tx1"/>
+            </w14:solidFill>
+          </w14:textFill>
+        </w:rPr>
+        <w:t>{当前月份}</w:t>
       </w:r>
       <w:r>
         <w:rPr>
@@ -341,39 +508,22 @@
           <w:spacing w:val="0"/>
           <w:sz w:val="19"/>
           <w:szCs w:val="19"/>
-          <w:u w:val="single"/>
-          <w:bdr w:val="none" w:color="auto" w:sz="0" w:space="0"/>
-        </w:rPr>
-        <w:t>{当前年份}</w:t>
-      </w:r>
-      <w:r>
-        <w:rPr>
-          <w:rFonts w:hint="eastAsia"/>
-          <w:color w:val="000000" w:themeColor="text1"/>
-          <w:sz w:val="24"/>
-          <w:szCs w:val="24"/>
-          <w:u w:val="single"/>
-          <w14:textFill>
-            <w14:solidFill>
-              <w14:schemeClr w14:val="tx1"/>
-            </w14:solidFill>
-          </w14:textFill>
         </w:rPr>
         <w:t xml:space="preserve"> </w:t>
       </w:r>
       <w:r>
         <w:rPr>
-          <w:color w:val="000000" w:themeColor="text1"/>
-          <w:sz w:val="24"/>
-          <w:szCs w:val="24"/>
-          <w:u w:val="single"/>
-          <w14:textFill>
-            <w14:solidFill>
-              <w14:schemeClr w14:val="tx1"/>
-            </w14:solidFill>
-          </w14:textFill>
-        </w:rPr>
-        <w:t xml:space="preserve"> </w:t>
+          <w:rFonts w:hint="default"/>
+          <w:color w:val="000000" w:themeColor="text1"/>
+          <w:sz w:val="24"/>
+          <w:szCs w:val="24"/>
+          <w14:textFill>
+            <w14:solidFill>
+              <w14:schemeClr w14:val="tx1"/>
+            </w14:solidFill>
+          </w14:textFill>
+        </w:rPr>
+        <w:t>月</w:t>
       </w:r>
       <w:r>
         <w:rPr>
@@ -383,30 +533,44 @@
           <w:spacing w:val="0"/>
           <w:sz w:val="19"/>
           <w:szCs w:val="19"/>
-          <w:bdr w:val="none" w:color="auto" w:sz="0" w:space="0"/>
         </w:rPr>
         <w:t xml:space="preserve"> </w:t>
       </w:r>
       <w:r>
         <w:rPr>
+          <w:rFonts w:hint="eastAsia"/>
+          <w:color w:val="000000" w:themeColor="text1"/>
+          <w:sz w:val="24"/>
+          <w:szCs w:val="24"/>
+          <w:u w:val="single"/>
+          <w14:textFill>
+            <w14:solidFill>
+              <w14:schemeClr w14:val="tx1"/>
+            </w14:solidFill>
+          </w14:textFill>
+        </w:rPr>
+        <w:t xml:space="preserve"> </w:t>
+      </w:r>
+      <w:r>
+        <w:rPr>
+          <w:color w:val="000000" w:themeColor="text1"/>
+          <w:sz w:val="24"/>
+          <w:szCs w:val="24"/>
+          <w:u w:val="single"/>
+          <w14:textFill>
+            <w14:solidFill>
+              <w14:schemeClr w14:val="tx1"/>
+            </w14:solidFill>
+          </w14:textFill>
+        </w:rPr>
+        <w:t xml:space="preserve"> </w:t>
+      </w:r>
+      <w:r>
+        <w:rPr>
           <w:rFonts w:hint="default"/>
           <w:color w:val="000000" w:themeColor="text1"/>
           <w:sz w:val="24"/>
           <w:szCs w:val="24"/>
-          <w14:textFill>
-            <w14:solidFill>
-              <w14:schemeClr w14:val="tx1"/>
-            </w14:solidFill>
-          </w14:textFill>
-        </w:rPr>
-        <w:t>年</w:t>
-      </w:r>
-      <w:r>
-        <w:rPr>
-          <w:rFonts w:hint="eastAsia"/>
-          <w:color w:val="000000" w:themeColor="text1"/>
-          <w:sz w:val="24"/>
-          <w:szCs w:val="24"/>
           <w:u w:val="single"/>
           <w14:textFill>
             <w14:solidFill>
@@ -414,143 +578,7 @@
             </w14:solidFill>
           </w14:textFill>
         </w:rPr>
-        <w:t xml:space="preserve"> </w:t>
-      </w:r>
-      <w:r>
-        <w:rPr>
-          <w:color w:val="000000" w:themeColor="text1"/>
-          <w:sz w:val="24"/>
-          <w:szCs w:val="24"/>
-          <w:u w:val="single"/>
-          <w14:textFill>
-            <w14:solidFill>
-              <w14:schemeClr w14:val="tx1"/>
-            </w14:solidFill>
-          </w14:textFill>
-        </w:rPr>
-        <w:t xml:space="preserve"> </w:t>
-      </w:r>
-      <w:r>
-        <w:rPr>
-          <w:rFonts w:hint="default" w:ascii="Consolas" w:hAnsi="Consolas" w:eastAsia="Consolas" w:cs="Consolas"/>
-          <w:caps w:val="0"/>
-          <w:color w:val="0F1115"/>
-          <w:spacing w:val="0"/>
-          <w:sz w:val="19"/>
-          <w:szCs w:val="19"/>
-          <w:u w:val="single"/>
-          <w:bdr w:val="none" w:color="auto" w:sz="0" w:space="0"/>
-        </w:rPr>
-        <w:t>{当前月份}</w:t>
-      </w:r>
-      <w:r>
-        <w:rPr>
-          <w:rFonts w:hint="eastAsia"/>
-          <w:color w:val="000000" w:themeColor="text1"/>
-          <w:sz w:val="24"/>
-          <w:szCs w:val="24"/>
-          <w:u w:val="single"/>
-          <w14:textFill>
-            <w14:solidFill>
-              <w14:schemeClr w14:val="tx1"/>
-            </w14:solidFill>
-          </w14:textFill>
-        </w:rPr>
-        <w:t xml:space="preserve"> </w:t>
-      </w:r>
-      <w:r>
-        <w:rPr>
-          <w:color w:val="000000" w:themeColor="text1"/>
-          <w:sz w:val="24"/>
-          <w:szCs w:val="24"/>
-          <w:u w:val="single"/>
-          <w14:textFill>
-            <w14:solidFill>
-              <w14:schemeClr w14:val="tx1"/>
-            </w14:solidFill>
-          </w14:textFill>
-        </w:rPr>
-        <w:t xml:space="preserve"> </w:t>
-      </w:r>
-      <w:r>
-        <w:rPr>
-          <w:rFonts w:hint="default" w:ascii="Consolas" w:hAnsi="Consolas" w:eastAsia="Consolas" w:cs="Consolas"/>
-          <w:caps w:val="0"/>
-          <w:color w:val="0F1115"/>
-          <w:spacing w:val="0"/>
-          <w:sz w:val="19"/>
-          <w:szCs w:val="19"/>
-          <w:bdr w:val="none" w:color="auto" w:sz="0" w:space="0"/>
-        </w:rPr>
-        <w:t xml:space="preserve"> </w:t>
-      </w:r>
-      <w:r>
-        <w:rPr>
-          <w:rFonts w:hint="default"/>
-          <w:color w:val="000000" w:themeColor="text1"/>
-          <w:sz w:val="24"/>
-          <w:szCs w:val="24"/>
-          <w14:textFill>
-            <w14:solidFill>
-              <w14:schemeClr w14:val="tx1"/>
-            </w14:solidFill>
-          </w14:textFill>
-        </w:rPr>
-        <w:t>月</w:t>
-      </w:r>
-      <w:r>
-        <w:rPr>
-          <w:rFonts w:hint="default" w:ascii="Consolas" w:hAnsi="Consolas" w:eastAsia="Consolas" w:cs="Consolas"/>
-          <w:caps w:val="0"/>
-          <w:color w:val="0F1115"/>
-          <w:spacing w:val="0"/>
-          <w:sz w:val="19"/>
-          <w:szCs w:val="19"/>
-          <w:bdr w:val="none" w:color="auto" w:sz="0" w:space="0"/>
-        </w:rPr>
-        <w:t xml:space="preserve"> </w:t>
-      </w:r>
-      <w:r>
-        <w:rPr>
-          <w:rFonts w:hint="eastAsia"/>
-          <w:color w:val="000000" w:themeColor="text1"/>
-          <w:sz w:val="24"/>
-          <w:szCs w:val="24"/>
-          <w:u w:val="single"/>
-          <w14:textFill>
-            <w14:solidFill>
-              <w14:schemeClr w14:val="tx1"/>
-            </w14:solidFill>
-          </w14:textFill>
-        </w:rPr>
-        <w:t xml:space="preserve"> </w:t>
-      </w:r>
-      <w:r>
-        <w:rPr>
-          <w:color w:val="000000" w:themeColor="text1"/>
-          <w:sz w:val="24"/>
-          <w:szCs w:val="24"/>
-          <w:u w:val="single"/>
-          <w14:textFill>
-            <w14:solidFill>
-              <w14:schemeClr w14:val="tx1"/>
-            </w14:solidFill>
-          </w14:textFill>
-        </w:rPr>
-        <w:t xml:space="preserve"> </w:t>
-      </w:r>
-      <w:r>
-        <w:rPr>
-          <w:rFonts w:hint="default" w:ascii="Consolas" w:hAnsi="Consolas" w:eastAsia="Consolas" w:cs="Consolas"/>
-          <w:caps w:val="0"/>
-          <w:color w:val="0F1115"/>
-          <w:spacing w:val="0"/>
-          <w:sz w:val="19"/>
-          <w:szCs w:val="19"/>
-          <w:u w:val="single"/>
-          <w:bdr w:val="none" w:color="auto" w:sz="0" w:space="0"/>
-        </w:rPr>
-        <w:t>{当前日期}</w:t>
+        <w:t>{当前日}</w:t>
       </w:r>
       <w:r>
         <w:rPr>
@@ -1327,12 +1355,37 @@
       </w:r>
       <w:r>
         <w:rPr>
-          <w:rFonts w:hint="eastAsia"/>
-          <w:sz w:val="24"/>
-          <w:szCs w:val="24"/>
+          <w:rFonts w:hint="default" w:ascii="微软雅黑" w:hAnsi="微软雅黑" w:eastAsia="微软雅黑" w:cs="Arial"/>
+          <w:position w:val="2"/>
+          <w:sz w:val="22"/>
+          <w:u w:val="none" w:color="auto"/>
           <w:lang w:val="en-US" w:eastAsia="zh-CN"/>
         </w:rPr>
-        <w:t>深圳市鸿鑫网络科技有限公司</w:t>
+        <w:t>{</w:t>
+      </w:r>
+      <w:r>
+        <w:rPr>
+          <w:rFonts w:hint="default" w:asciiTheme="minorEastAsia" w:hAnsiTheme="minorEastAsia" w:eastAsiaTheme="minorEastAsia" w:cstheme="minorEastAsia"/>
+          <w:caps w:val="0"/>
+          <w:color w:val="0F1115"/>
+          <w:spacing w:val="0"/>
+          <w:sz w:val="24"/>
+          <w:szCs w:val="24"/>
+          <w:u w:val="none" w:color="auto"/>
+          <w:lang w:val="en-US" w:eastAsia="zh-CN"/>
+          <w14:ligatures w14:val="none"/>
+        </w:rPr>
+        <w:t>公司名称</w:t>
+      </w:r>
+      <w:r>
+        <w:rPr>
+          <w:rFonts w:hint="default" w:ascii="微软雅黑" w:hAnsi="微软雅黑" w:eastAsia="微软雅黑" w:cs="Arial"/>
+          <w:position w:val="2"/>
+          <w:sz w:val="22"/>
+          <w:u w:val="none" w:color="auto"/>
+          <w:lang w:val="en-US" w:eastAsia="zh-CN"/>
+        </w:rPr>
+        <w:t>}</w:t>
       </w:r>
     </w:p>
     <w:p>
@@ -1364,11 +1417,9 @@
           <w:spacing w:val="0"/>
           <w:sz w:val="19"/>
           <w:szCs w:val="19"/>
-          <w:bdr w:val="none" w:color="auto" w:sz="0" w:space="0"/>
           <w:lang w:val="en-US" w:eastAsia="zh-CN"/>
         </w:rPr>
         <w:tab/>
-        <w:t/>
       </w:r>
       <w:r>
         <w:rPr>
@@ -1378,11 +1429,9 @@
           <w:spacing w:val="0"/>
           <w:sz w:val="19"/>
           <w:szCs w:val="19"/>
-          <w:bdr w:val="none" w:color="auto" w:sz="0" w:space="0"/>
           <w:lang w:val="en-US" w:eastAsia="zh-CN"/>
         </w:rPr>
         <w:tab/>
-        <w:t/>
       </w:r>
       <w:r>
         <w:rPr>
@@ -1392,10 +1441,20 @@
           <w:spacing w:val="0"/>
           <w:sz w:val="19"/>
           <w:szCs w:val="19"/>
-          <w:bdr w:val="none" w:color="auto" w:sz="0" w:space="0"/>
           <w:lang w:val="en-US" w:eastAsia="zh-CN"/>
         </w:rPr>
         <w:tab/>
+      </w:r>
+      <w:r>
+        <w:rPr>
+          <w:rFonts w:hint="eastAsia" w:ascii="Consolas" w:hAnsi="Consolas" w:cs="Consolas"/>
+          <w:caps w:val="0"/>
+          <w:color w:val="0F1115"/>
+          <w:spacing w:val="0"/>
+          <w:sz w:val="19"/>
+          <w:szCs w:val="19"/>
+          <w:lang w:val="en-US" w:eastAsia="zh-CN"/>
+        </w:rPr>
         <w:t xml:space="preserve">  </w:t>
       </w:r>
       <w:r>
@@ -1408,8 +1467,6 @@
         </w:rPr>
         <w:t>{当前日期}</w:t>
       </w:r>
-      <w:bookmarkStart w:id="0" w:name="_GoBack"/>
-      <w:bookmarkEnd w:id="0"/>
     </w:p>
     <w:sectPr>
       <w:pgSz w:w="11906" w:h="16838"/>
@@ -1531,7 +1588,7 @@
     <w:lsdException w:uiPriority="99" w:name="HTML Code"/>
     <w:lsdException w:uiPriority="99" w:name="HTML Definition"/>
     <w:lsdException w:uiPriority="99" w:name="HTML Keyboard"/>
-    <w:lsdException w:uiPriority="99" w:name="HTML Preformatted"/>
+    <w:lsdException w:qFormat="1" w:uiPriority="99" w:name="HTML Preformatted"/>
     <w:lsdException w:uiPriority="99" w:name="HTML Sample"/>
     <w:lsdException w:uiPriority="99" w:name="HTML Typewriter"/>
     <w:lsdException w:uiPriority="99" w:name="HTML Variable"/>
@@ -1769,6 +1826,7 @@
     <w:basedOn w:val="1"/>
     <w:semiHidden/>
     <w:unhideWhenUsed/>
+    <w:qFormat/>
     <w:uiPriority w:val="99"/>
     <w:pPr>
       <w:tabs>
